--- a/會議記錄/2025.08.11.docx
+++ b/會議記錄/2025.08.11.docx
@@ -4,6 +4,9 @@
   <w:body>
     <w:p>
       <w:r>
+        <w:rPr>
+          <w:noProof/>
+        </w:rPr>
         <w:drawing>
           <wp:inline distT="0" distB="0" distL="0" distR="0" wp14:anchorId="41B66076" wp14:editId="3E51D0B4">
             <wp:extent cx="5274310" cy="2735580"/>
@@ -68,11 +71,6 @@
       </w:r>
     </w:p>
     <w:p>
-      <w:pPr>
-        <w:rPr>
-          <w:rFonts w:hint="eastAsia"/>
-        </w:rPr>
-      </w:pPr>
       <w:r>
         <w:rPr>
           <w:rFonts w:hint="eastAsia"/>
@@ -88,6 +86,41 @@
     </w:p>
     <w:p/>
     <w:p>
+      <w:r>
+        <w:rPr>
+          <w:rFonts w:hint="eastAsia"/>
+        </w:rPr>
+        <w:t>35:(13)</w:t>
+      </w:r>
+      <w:r>
+        <w:rPr>
+          <w:rFonts w:hint="eastAsia"/>
+        </w:rPr>
+        <w:t>收藏</w:t>
+      </w:r>
+      <w:r>
+        <w:rPr>
+          <w:rFonts w:hint="eastAsia"/>
+        </w:rPr>
+        <w:t xml:space="preserve"> </w:t>
+      </w:r>
+      <w:r>
+        <w:rPr>
+          <w:rFonts w:hint="eastAsia"/>
+        </w:rPr>
+        <w:t>資料表載入</w:t>
+      </w:r>
+      <w:r>
+        <w:br/>
+      </w:r>
+      <w:r>
+        <w:rPr>
+          <w:rFonts w:hint="eastAsia"/>
+        </w:rPr>
+        <w:t>修正收藏貼文未顯示資料表的部分</w:t>
+      </w:r>
+    </w:p>
+    <w:p>
       <w:pPr>
         <w:rPr>
           <w:rFonts w:hint="eastAsia"/>
@@ -97,25 +130,16 @@
         <w:rPr>
           <w:rFonts w:hint="eastAsia"/>
         </w:rPr>
-        <w:t>35:(13)</w:t>
+        <w:t>(15)</w:t>
       </w:r>
       <w:r>
         <w:rPr>
           <w:rFonts w:hint="eastAsia"/>
         </w:rPr>
-        <w:t>收藏</w:t>
-      </w:r>
-      <w:r>
-        <w:rPr>
-          <w:rFonts w:hint="eastAsia"/>
-        </w:rPr>
-        <w:t xml:space="preserve"> </w:t>
-      </w:r>
-      <w:r>
-        <w:rPr>
-          <w:rFonts w:hint="eastAsia"/>
-        </w:rPr>
-        <w:t>資料表載入</w:t>
+        <w:t>留言區可以選擇作者要不要開放</w:t>
+      </w:r>
+      <w:r>
+        <w:br/>
       </w:r>
     </w:p>
     <w:sectPr>
@@ -733,6 +757,7 @@
   <w:style w:type="character" w:default="1" w:styleId="a0">
     <w:name w:val="Default Paragraph Font"/>
     <w:uiPriority w:val="1"/>
+    <w:semiHidden/>
     <w:unhideWhenUsed/>
   </w:style>
   <w:style w:type="table" w:default="1" w:styleId="a1">

--- a/會議記錄/2025.08.11.docx
+++ b/會議記錄/2025.08.11.docx
@@ -117,30 +117,63 @@
         <w:rPr>
           <w:rFonts w:hint="eastAsia"/>
         </w:rPr>
-        <w:t>修正收藏貼文未顯示資料表的部分</w:t>
+        <w:t>修正</w:t>
+      </w:r>
+      <w:proofErr w:type="gramStart"/>
+      <w:r>
+        <w:rPr>
+          <w:rFonts w:hint="eastAsia"/>
+        </w:rPr>
+        <w:t>收藏貼文未</w:t>
+      </w:r>
+      <w:proofErr w:type="gramEnd"/>
+      <w:r>
+        <w:rPr>
+          <w:rFonts w:hint="eastAsia"/>
+        </w:rPr>
+        <w:t>顯示資料表的部分</w:t>
       </w:r>
     </w:p>
     <w:p>
+      <w:r>
+        <w:rPr>
+          <w:rFonts w:hint="eastAsia"/>
+        </w:rPr>
+        <w:t>(15)</w:t>
+      </w:r>
+      <w:r>
+        <w:rPr>
+          <w:rFonts w:hint="eastAsia"/>
+        </w:rPr>
+        <w:t>留言區可以選擇作者要不要開放</w:t>
+      </w:r>
+      <w:r>
+        <w:br/>
+      </w:r>
+    </w:p>
+    <w:p>
+      <w:r>
+        <w:rPr>
+          <w:rFonts w:hint="eastAsia"/>
+        </w:rPr>
+        <w:t>42:</w:t>
+      </w:r>
+    </w:p>
+    <w:p>
+      <w:r>
+        <w:rPr>
+          <w:rFonts w:hint="eastAsia"/>
+        </w:rPr>
+        <w:t>尋找其他能參加的競賽</w:t>
+      </w:r>
+    </w:p>
+    <w:p/>
+    <w:p>
       <w:pPr>
         <w:rPr>
           <w:rFonts w:hint="eastAsia"/>
         </w:rPr>
       </w:pPr>
-      <w:r>
-        <w:rPr>
-          <w:rFonts w:hint="eastAsia"/>
-        </w:rPr>
-        <w:t>(15)</w:t>
-      </w:r>
-      <w:r>
-        <w:rPr>
-          <w:rFonts w:hint="eastAsia"/>
-        </w:rPr>
-        <w:t>留言區可以選擇作者要不要開放</w:t>
-      </w:r>
-      <w:r>
-        <w:br/>
-      </w:r>
     </w:p>
     <w:sectPr>
       <w:pgSz w:w="11906" w:h="16838"/>

--- a/會議記錄/2025.08.11.docx
+++ b/會議記錄/2025.08.11.docx
@@ -195,23 +195,64 @@
         </w:numPr>
       </w:pPr>
       <w:r>
-        <w:t>40</w:t>
-      </w:r>
-      <w:r>
-        <w:rPr>
-          <w:rFonts w:hint="eastAsia"/>
-        </w:rPr>
-        <w:t>秒會重刷一次不太對</w:t>
+        <w:rPr>
+          <w:rFonts w:hint="eastAsia"/>
+        </w:rPr>
+        <w:t>地圖顯示自己位置的優化</w:t>
       </w:r>
     </w:p>
     <w:p>
       <w:pPr>
-        <w:rPr>
-          <w:rFonts w:hint="eastAsia"/>
-        </w:rPr>
+        <w:numPr>
+          <w:ilvl w:val="0"/>
+          <w:numId w:val="1"/>
+        </w:numPr>
       </w:pPr>
+      <w:r>
+        <w:rPr>
+          <w:rFonts w:hint="eastAsia"/>
+        </w:rPr>
+        <w:t>聊天室</w:t>
+      </w:r>
+      <w:r>
+        <w:rPr>
+          <w:rFonts w:hint="eastAsia"/>
+        </w:rPr>
+        <w:t>,</w:t>
+      </w:r>
+      <w:r>
+        <w:rPr>
+          <w:rFonts w:hint="eastAsia"/>
+        </w:rPr>
+        <w:t>回復</w:t>
+      </w:r>
+      <w:r>
+        <w:rPr>
+          <w:rFonts w:hint="eastAsia"/>
+        </w:rPr>
+        <w:t>,</w:t>
+      </w:r>
+      <w:r>
+        <w:rPr>
+          <w:rFonts w:hint="eastAsia"/>
+        </w:rPr>
+        <w:t>貼圖</w:t>
+      </w:r>
+      <w:r>
+        <w:rPr>
+          <w:rFonts w:hint="eastAsia"/>
+        </w:rPr>
+        <w:t>,</w:t>
+      </w:r>
+      <w:r>
+        <w:rPr>
+          <w:rFonts w:hint="eastAsia"/>
+        </w:rPr>
+        <w:t>查詢</w:t>
+      </w:r>
     </w:p>
     <w:p/>
+    <w:p/>
     <w:p>
       <w:r>
         <w:rPr>
@@ -293,6 +334,7 @@
         <w:rPr>
           <w:rFonts w:hint="eastAsia"/>
         </w:rPr>
+        <w:lastRenderedPageBreak/>
         <w:t>PWA</w:t>
       </w:r>
     </w:p>
@@ -301,7 +343,6 @@
         <w:rPr>
           <w:rFonts w:hint="eastAsia"/>
         </w:rPr>
-        <w:lastRenderedPageBreak/>
         <w:t>加搜尋功能</w:t>
       </w:r>
     </w:p>
@@ -1028,6 +1069,7 @@
   <w:style w:type="character" w:default="1" w:styleId="a0">
     <w:name w:val="Default Paragraph Font"/>
     <w:uiPriority w:val="1"/>
+    <w:semiHidden/>
     <w:unhideWhenUsed/>
   </w:style>
   <w:style w:type="table" w:default="1" w:styleId="a1">

--- a/會議記錄/2025.08.11.docx
+++ b/會議記錄/2025.08.11.docx
@@ -251,6 +251,20 @@
         <w:t>查詢</w:t>
       </w:r>
     </w:p>
+    <w:p>
+      <w:pPr>
+        <w:numPr>
+          <w:ilvl w:val="0"/>
+          <w:numId w:val="1"/>
+        </w:numPr>
+      </w:pPr>
+      <w:r>
+        <w:rPr>
+          <w:rFonts w:hint="eastAsia"/>
+        </w:rPr>
+        <w:t>管理員查詢和標註</w:t>
+      </w:r>
+    </w:p>
     <w:p/>
     <w:p/>
     <w:p>
@@ -326,6 +340,7 @@
         <w:rPr>
           <w:rFonts w:hint="eastAsia"/>
         </w:rPr>
+        <w:lastRenderedPageBreak/>
         <w:t>45</w:t>
       </w:r>
     </w:p>
@@ -334,7 +349,6 @@
         <w:rPr>
           <w:rFonts w:hint="eastAsia"/>
         </w:rPr>
-        <w:lastRenderedPageBreak/>
         <w:t>PWA</w:t>
       </w:r>
     </w:p>
